--- a/outputs/goc/TRINITY_Appendix_A_Due_Diligence_Bengaluru.docx
+++ b/outputs/goc/TRINITY_Appendix_A_Due_Diligence_Bengaluru.docx
@@ -93,7 +93,7 @@
     </w:p>
     <w:p>
       <w:r>
-        <w:t>Founder Saurabh Mandal — full-stack builder and AI system architect who built the entire from-scratch SIA stack (tokenizer, transformer, vision/audio/code encoders, diffusion heads, tool-calling, swarm scaffold) — ~2,000+ lines of original code — plus three prior products (ASTRO, ALICE, SIA). Domain coverage: model architecture, training, multimodal ML, product engineering, business planning, and the government-grant pipeline (TIDE 2.0, SISFS, IndiaAI, Bihar Startup Policy).</w:t>
+        <w:t>Founder Saurabh Mandal — full-stack builder and AI system architect who built the entire from-scratch SIA stack (tokenizer, transformer, vision/audio/code encoders, diffusion heads, tool-calling, swarm scaffold) — ~2,000+ lines of original code — plus three prior products (ASTRO, ALICE, SIA). Domain coverage: model architecture, training, multimodal ML, product engineering, business planning, and the government-grant pipeline (TIDE 2.0, SISFS, IndiaAI).</w:t>
       </w:r>
     </w:p>
     <w:p>
